--- a/Tuan_01/MinhChung.docx
+++ b/Tuan_01/MinhChung.docx
@@ -4,6 +4,9 @@
   <w:body>
     <w:p>
       <w:r>
+        <w:rPr>
+          <w:noProof/>
+        </w:rPr>
         <w:drawing>
           <wp:inline distT="0" distB="0" distL="0" distR="0" wp14:anchorId="4E92F23E" wp14:editId="6D90F1B8">
             <wp:extent cx="5943600" cy="3345180"/>
@@ -49,7 +52,7 @@
       </w:pPr>
       <w:r>
         <w:rPr>
-          <w:lang w:val="vi-VN"/>
+          <w:noProof/>
         </w:rPr>
         <w:drawing>
           <wp:inline distT="0" distB="0" distL="0" distR="0" wp14:anchorId="6151AAA8" wp14:editId="6198813A">
@@ -96,7 +99,7 @@
       </w:pPr>
       <w:r>
         <w:rPr>
-          <w:lang w:val="vi-VN"/>
+          <w:noProof/>
         </w:rPr>
         <w:lastRenderedPageBreak/>
         <w:drawing>
@@ -151,9 +154,8 @@
       </w:pPr>
       <w:r>
         <w:rPr>
-          <w:lang w:val="vi-VN"/>
-        </w:rPr>
-        <w:lastRenderedPageBreak/>
+          <w:noProof/>
+        </w:rPr>
         <w:drawing>
           <wp:inline distT="0" distB="0" distL="0" distR="0" wp14:anchorId="065A447A" wp14:editId="02E62F1B">
             <wp:extent cx="5943600" cy="3343275"/>
@@ -190,9 +192,64 @@
           </wp:inline>
         </w:drawing>
       </w:r>
-      <w:r>
+    </w:p>
+    <w:p>
+      <w:pPr>
         <w:rPr>
           <w:lang w:val="vi-VN"/>
+        </w:rPr>
+      </w:pPr>
+    </w:p>
+    <w:p>
+      <w:pPr>
+        <w:rPr>
+          <w:lang w:val="vi-VN"/>
+        </w:rPr>
+      </w:pPr>
+      <w:r>
+        <w:rPr>
+          <w:lang w:val="vi-VN"/>
+        </w:rPr>
+        <w:lastRenderedPageBreak/>
+        <w:drawing>
+          <wp:inline distT="0" distB="0" distL="0" distR="0" wp14:anchorId="41E5CC18" wp14:editId="4BFC7120">
+            <wp:extent cx="5943600" cy="1378585"/>
+            <wp:effectExtent l="0" t="0" r="0" b="0"/>
+            <wp:docPr id="2" name="Picture 2"/>
+            <wp:cNvGraphicFramePr>
+              <a:graphicFrameLocks xmlns:a="http://schemas.openxmlformats.org/drawingml/2006/main" noChangeAspect="1"/>
+            </wp:cNvGraphicFramePr>
+            <a:graphic xmlns:a="http://schemas.openxmlformats.org/drawingml/2006/main">
+              <a:graphicData uri="http://schemas.openxmlformats.org/drawingml/2006/picture">
+                <pic:pic xmlns:pic="http://schemas.openxmlformats.org/drawingml/2006/picture">
+                  <pic:nvPicPr>
+                    <pic:cNvPr id="1" name=""/>
+                    <pic:cNvPicPr/>
+                  </pic:nvPicPr>
+                  <pic:blipFill>
+                    <a:blip r:embed="rId8"/>
+                    <a:stretch>
+                      <a:fillRect/>
+                    </a:stretch>
+                  </pic:blipFill>
+                  <pic:spPr>
+                    <a:xfrm>
+                      <a:off x="0" y="0"/>
+                      <a:ext cx="5943600" cy="1378585"/>
+                    </a:xfrm>
+                    <a:prstGeom prst="rect">
+                      <a:avLst/>
+                    </a:prstGeom>
+                  </pic:spPr>
+                </pic:pic>
+              </a:graphicData>
+            </a:graphic>
+          </wp:inline>
+        </w:drawing>
+      </w:r>
+      <w:r>
+        <w:rPr>
+          <w:noProof/>
         </w:rPr>
         <w:drawing>
           <wp:inline distT="0" distB="0" distL="0" distR="0" wp14:anchorId="75A1F885" wp14:editId="4DB34B2D">
@@ -210,7 +267,7 @@
                     <pic:cNvPicPr/>
                   </pic:nvPicPr>
                   <pic:blipFill>
-                    <a:blip r:embed="rId8"/>
+                    <a:blip r:embed="rId9"/>
                     <a:stretch>
                       <a:fillRect/>
                     </a:stretch>
@@ -239,9 +296,8 @@
       </w:pPr>
       <w:r>
         <w:rPr>
-          <w:lang w:val="vi-VN"/>
-        </w:rPr>
-        <w:lastRenderedPageBreak/>
+          <w:noProof/>
+        </w:rPr>
         <w:drawing>
           <wp:inline distT="0" distB="0" distL="0" distR="0" wp14:anchorId="39ED9CCA" wp14:editId="78644E08">
             <wp:extent cx="5943600" cy="3343275"/>
@@ -258,7 +314,7 @@
                     <pic:cNvPicPr/>
                   </pic:nvPicPr>
                   <pic:blipFill>
-                    <a:blip r:embed="rId9"/>
+                    <a:blip r:embed="rId10"/>
                     <a:stretch>
                       <a:fillRect/>
                     </a:stretch>
@@ -281,11 +337,15 @@
     </w:p>
     <w:p>
       <w:r>
+        <w:lastRenderedPageBreak/>
         <w:t>Send message</w:t>
       </w:r>
     </w:p>
     <w:p>
       <w:r>
+        <w:rPr>
+          <w:noProof/>
+        </w:rPr>
         <w:drawing>
           <wp:inline distT="0" distB="0" distL="0" distR="0" wp14:anchorId="04895FD5" wp14:editId="0FD7513B">
             <wp:extent cx="5943600" cy="3343275"/>
@@ -302,7 +362,7 @@
                     <pic:cNvPicPr/>
                   </pic:nvPicPr>
                   <pic:blipFill>
-                    <a:blip r:embed="rId10"/>
+                    <a:blip r:embed="rId11"/>
                     <a:stretch>
                       <a:fillRect/>
                     </a:stretch>
@@ -325,6 +385,9 @@
     </w:p>
     <w:p>
       <w:r>
+        <w:rPr>
+          <w:noProof/>
+        </w:rPr>
         <w:lastRenderedPageBreak/>
         <w:drawing>
           <wp:inline distT="0" distB="0" distL="0" distR="0" wp14:anchorId="7C6BED32" wp14:editId="138F5B5D">
@@ -342,7 +405,7 @@
                     <pic:cNvPicPr/>
                   </pic:nvPicPr>
                   <pic:blipFill>
-                    <a:blip r:embed="rId11"/>
+                    <a:blip r:embed="rId12"/>
                     <a:stretch>
                       <a:fillRect/>
                     </a:stretch>
@@ -363,6 +426,9 @@
         </w:drawing>
       </w:r>
       <w:r>
+        <w:rPr>
+          <w:noProof/>
+        </w:rPr>
         <w:drawing>
           <wp:inline distT="0" distB="0" distL="0" distR="0" wp14:anchorId="34FBC58D" wp14:editId="29B74E92">
             <wp:extent cx="5943600" cy="3343275"/>
@@ -379,7 +445,7 @@
                     <pic:cNvPicPr/>
                   </pic:nvPicPr>
                   <pic:blipFill>
-                    <a:blip r:embed="rId12"/>
+                    <a:blip r:embed="rId13"/>
                     <a:stretch>
                       <a:fillRect/>
                     </a:stretch>
@@ -408,6 +474,129 @@
     <w:p>
       <w:r>
         <w:lastRenderedPageBreak/>
+        <w:drawing>
+          <wp:inline distT="0" distB="0" distL="0" distR="0" wp14:anchorId="0DAC59AD" wp14:editId="33DB6E68">
+            <wp:extent cx="5943600" cy="3347085"/>
+            <wp:effectExtent l="0" t="0" r="0" b="5715"/>
+            <wp:docPr id="14" name="Picture 14"/>
+            <wp:cNvGraphicFramePr>
+              <a:graphicFrameLocks xmlns:a="http://schemas.openxmlformats.org/drawingml/2006/main" noChangeAspect="1"/>
+            </wp:cNvGraphicFramePr>
+            <a:graphic xmlns:a="http://schemas.openxmlformats.org/drawingml/2006/main">
+              <a:graphicData uri="http://schemas.openxmlformats.org/drawingml/2006/picture">
+                <pic:pic xmlns:pic="http://schemas.openxmlformats.org/drawingml/2006/picture">
+                  <pic:nvPicPr>
+                    <pic:cNvPr id="1" name=""/>
+                    <pic:cNvPicPr/>
+                  </pic:nvPicPr>
+                  <pic:blipFill>
+                    <a:blip r:embed="rId14"/>
+                    <a:stretch>
+                      <a:fillRect/>
+                    </a:stretch>
+                  </pic:blipFill>
+                  <pic:spPr>
+                    <a:xfrm>
+                      <a:off x="0" y="0"/>
+                      <a:ext cx="5943600" cy="3347085"/>
+                    </a:xfrm>
+                    <a:prstGeom prst="rect">
+                      <a:avLst/>
+                    </a:prstGeom>
+                  </pic:spPr>
+                </pic:pic>
+              </a:graphicData>
+            </a:graphic>
+          </wp:inline>
+        </w:drawing>
+      </w:r>
+      <w:bookmarkStart w:id="0" w:name="_GoBack"/>
+      <w:bookmarkEnd w:id="0"/>
+    </w:p>
+    <w:p>
+      <w:r>
+        <w:drawing>
+          <wp:inline distT="0" distB="0" distL="0" distR="0" wp14:anchorId="22ED33EF" wp14:editId="4E39E6DE">
+            <wp:extent cx="5943600" cy="3343275"/>
+            <wp:effectExtent l="0" t="0" r="0" b="9525"/>
+            <wp:docPr id="11" name="Picture 11"/>
+            <wp:cNvGraphicFramePr>
+              <a:graphicFrameLocks xmlns:a="http://schemas.openxmlformats.org/drawingml/2006/main" noChangeAspect="1"/>
+            </wp:cNvGraphicFramePr>
+            <a:graphic xmlns:a="http://schemas.openxmlformats.org/drawingml/2006/main">
+              <a:graphicData uri="http://schemas.openxmlformats.org/drawingml/2006/picture">
+                <pic:pic xmlns:pic="http://schemas.openxmlformats.org/drawingml/2006/picture">
+                  <pic:nvPicPr>
+                    <pic:cNvPr id="1" name=""/>
+                    <pic:cNvPicPr/>
+                  </pic:nvPicPr>
+                  <pic:blipFill>
+                    <a:blip r:embed="rId15"/>
+                    <a:stretch>
+                      <a:fillRect/>
+                    </a:stretch>
+                  </pic:blipFill>
+                  <pic:spPr>
+                    <a:xfrm>
+                      <a:off x="0" y="0"/>
+                      <a:ext cx="5943600" cy="3343275"/>
+                    </a:xfrm>
+                    <a:prstGeom prst="rect">
+                      <a:avLst/>
+                    </a:prstGeom>
+                  </pic:spPr>
+                </pic:pic>
+              </a:graphicData>
+            </a:graphic>
+          </wp:inline>
+        </w:drawing>
+      </w:r>
+    </w:p>
+    <w:p>
+      <w:r>
+        <w:lastRenderedPageBreak/>
+        <w:drawing>
+          <wp:inline distT="0" distB="0" distL="0" distR="0" wp14:anchorId="790ED058" wp14:editId="3CF41421">
+            <wp:extent cx="5943600" cy="1639570"/>
+            <wp:effectExtent l="0" t="0" r="0" b="0"/>
+            <wp:docPr id="13" name="Picture 13"/>
+            <wp:cNvGraphicFramePr>
+              <a:graphicFrameLocks xmlns:a="http://schemas.openxmlformats.org/drawingml/2006/main" noChangeAspect="1"/>
+            </wp:cNvGraphicFramePr>
+            <a:graphic xmlns:a="http://schemas.openxmlformats.org/drawingml/2006/main">
+              <a:graphicData uri="http://schemas.openxmlformats.org/drawingml/2006/picture">
+                <pic:pic xmlns:pic="http://schemas.openxmlformats.org/drawingml/2006/picture">
+                  <pic:nvPicPr>
+                    <pic:cNvPr id="1" name=""/>
+                    <pic:cNvPicPr/>
+                  </pic:nvPicPr>
+                  <pic:blipFill>
+                    <a:blip r:embed="rId16"/>
+                    <a:stretch>
+                      <a:fillRect/>
+                    </a:stretch>
+                  </pic:blipFill>
+                  <pic:spPr>
+                    <a:xfrm>
+                      <a:off x="0" y="0"/>
+                      <a:ext cx="5943600" cy="1639570"/>
+                    </a:xfrm>
+                    <a:prstGeom prst="rect">
+                      <a:avLst/>
+                    </a:prstGeom>
+                  </pic:spPr>
+                </pic:pic>
+              </a:graphicData>
+            </a:graphic>
+          </wp:inline>
+        </w:drawing>
+      </w:r>
+    </w:p>
+    <w:p>
+      <w:r>
+        <w:rPr>
+          <w:noProof/>
+        </w:rPr>
         <w:drawing>
           <wp:inline distT="0" distB="0" distL="0" distR="0" wp14:anchorId="4732CA18" wp14:editId="1646D920">
             <wp:extent cx="5943600" cy="3343275"/>
@@ -424,7 +613,7 @@
                     <pic:cNvPicPr/>
                   </pic:nvPicPr>
                   <pic:blipFill>
-                    <a:blip r:embed="rId13"/>
+                    <a:blip r:embed="rId17"/>
                     <a:stretch>
                       <a:fillRect/>
                     </a:stretch>
@@ -447,6 +636,10 @@
     </w:p>
     <w:p>
       <w:r>
+        <w:rPr>
+          <w:noProof/>
+        </w:rPr>
+        <w:lastRenderedPageBreak/>
         <w:drawing>
           <wp:inline distT="0" distB="0" distL="0" distR="0" wp14:anchorId="29504DFE" wp14:editId="36844D6F">
             <wp:extent cx="5943600" cy="3343275"/>
@@ -463,7 +656,7 @@
                     <pic:cNvPicPr/>
                   </pic:nvPicPr>
                   <pic:blipFill>
-                    <a:blip r:embed="rId14"/>
+                    <a:blip r:embed="rId18"/>
                     <a:stretch>
                       <a:fillRect/>
                     </a:stretch>
@@ -503,7 +696,9 @@
     </w:p>
     <w:p>
       <w:r>
-        <w:lastRenderedPageBreak/>
+        <w:rPr>
+          <w:noProof/>
+        </w:rPr>
         <w:drawing>
           <wp:inline distT="0" distB="0" distL="0" distR="0" wp14:anchorId="4FD87017" wp14:editId="43B50CD1">
             <wp:extent cx="5943600" cy="3343275"/>
@@ -520,7 +715,7 @@
                     <pic:cNvPicPr/>
                   </pic:nvPicPr>
                   <pic:blipFill>
-                    <a:blip r:embed="rId15"/>
+                    <a:blip r:embed="rId19"/>
                     <a:stretch>
                       <a:fillRect/>
                     </a:stretch>
@@ -543,6 +738,10 @@
     </w:p>
     <w:p>
       <w:r>
+        <w:rPr>
+          <w:noProof/>
+        </w:rPr>
+        <w:lastRenderedPageBreak/>
         <w:drawing>
           <wp:inline distT="0" distB="0" distL="0" distR="0" wp14:anchorId="7F73BE5F" wp14:editId="101AB3EA">
             <wp:extent cx="5943600" cy="3343275"/>
@@ -559,7 +758,7 @@
                     <pic:cNvPicPr/>
                   </pic:nvPicPr>
                   <pic:blipFill>
-                    <a:blip r:embed="rId16"/>
+                    <a:blip r:embed="rId20"/>
                     <a:stretch>
                       <a:fillRect/>
                     </a:stretch>
@@ -582,7 +781,9 @@
     </w:p>
     <w:p>
       <w:r>
-        <w:lastRenderedPageBreak/>
+        <w:rPr>
+          <w:noProof/>
+        </w:rPr>
         <w:drawing>
           <wp:inline distT="0" distB="0" distL="0" distR="0" wp14:anchorId="23EAC130" wp14:editId="355F2E6D">
             <wp:extent cx="5943600" cy="3343275"/>
@@ -599,7 +800,7 @@
                     <pic:cNvPicPr/>
                   </pic:nvPicPr>
                   <pic:blipFill>
-                    <a:blip r:embed="rId17"/>
+                    <a:blip r:embed="rId21"/>
                     <a:stretch>
                       <a:fillRect/>
                     </a:stretch>
@@ -619,8 +820,6 @@
           </wp:inline>
         </w:drawing>
       </w:r>
-      <w:bookmarkStart w:id="0" w:name="_GoBack"/>
-      <w:bookmarkEnd w:id="0"/>
     </w:p>
     <w:p/>
     <w:p/>

--- a/Tuan_01/MinhChung.docx
+++ b/Tuan_01/MinhChung.docx
@@ -1,6 +1,6 @@
 
 <file path=word/document.xml><?xml version="1.0" encoding="utf-8"?>
-<w:document xmlns:wpc="http://schemas.microsoft.com/office/word/2010/wordprocessingCanvas" xmlns:mc="http://schemas.openxmlformats.org/markup-compatibility/2006" xmlns:o="urn:schemas-microsoft-com:office:office" xmlns:r="http://schemas.openxmlformats.org/officeDocument/2006/relationships" xmlns:m="http://schemas.openxmlformats.org/officeDocument/2006/math" xmlns:v="urn:schemas-microsoft-com:vml" xmlns:wp14="http://schemas.microsoft.com/office/word/2010/wordprocessingDrawing" xmlns:wp="http://schemas.openxmlformats.org/drawingml/2006/wordprocessingDrawing" xmlns:w10="urn:schemas-microsoft-com:office:word" xmlns:w="http://schemas.openxmlformats.org/wordprocessingml/2006/main" xmlns:w14="http://schemas.microsoft.com/office/word/2010/wordml" xmlns:w15="http://schemas.microsoft.com/office/word/2012/wordml" xmlns:wpg="http://schemas.microsoft.com/office/word/2010/wordprocessingGroup" xmlns:wpi="http://schemas.microsoft.com/office/word/2010/wordprocessingInk" xmlns:wne="http://schemas.microsoft.com/office/word/2006/wordml" xmlns:wps="http://schemas.microsoft.com/office/word/2010/wordprocessingShape" mc:Ignorable="w14 w15 wp14">
+<w:document xmlns:wpc="http://schemas.microsoft.com/office/word/2010/wordprocessingCanvas" xmlns:cx="http://schemas.microsoft.com/office/drawing/2014/chartex" xmlns:cx1="http://schemas.microsoft.com/office/drawing/2015/9/8/chartex" xmlns:cx2="http://schemas.microsoft.com/office/drawing/2015/10/21/chartex" xmlns:cx3="http://schemas.microsoft.com/office/drawing/2016/5/9/chartex" xmlns:cx4="http://schemas.microsoft.com/office/drawing/2016/5/10/chartex" xmlns:cx5="http://schemas.microsoft.com/office/drawing/2016/5/11/chartex" xmlns:cx6="http://schemas.microsoft.com/office/drawing/2016/5/12/chartex" xmlns:cx7="http://schemas.microsoft.com/office/drawing/2016/5/13/chartex" xmlns:cx8="http://schemas.microsoft.com/office/drawing/2016/5/14/chartex" xmlns:mc="http://schemas.openxmlformats.org/markup-compatibility/2006" xmlns:aink="http://schemas.microsoft.com/office/drawing/2016/ink" xmlns:am3d="http://schemas.microsoft.com/office/drawing/2017/model3d" xmlns:o="urn:schemas-microsoft-com:office:office" xmlns:oel="http://schemas.microsoft.com/office/2019/extlst" xmlns:r="http://schemas.openxmlformats.org/officeDocument/2006/relationships" xmlns:m="http://schemas.openxmlformats.org/officeDocument/2006/math" xmlns:v="urn:schemas-microsoft-com:vml" xmlns:wp14="http://schemas.microsoft.com/office/word/2010/wordprocessingDrawing" xmlns:wp="http://schemas.openxmlformats.org/drawingml/2006/wordprocessingDrawing" xmlns:w10="urn:schemas-microsoft-com:office:word" xmlns:w="http://schemas.openxmlformats.org/wordprocessingml/2006/main" xmlns:w14="http://schemas.microsoft.com/office/word/2010/wordml" xmlns:w15="http://schemas.microsoft.com/office/word/2012/wordml" xmlns:w16cex="http://schemas.microsoft.com/office/word/2018/wordml/cex" xmlns:w16cid="http://schemas.microsoft.com/office/word/2016/wordml/cid" xmlns:w16="http://schemas.microsoft.com/office/word/2018/wordml" xmlns:w16sdtdh="http://schemas.microsoft.com/office/word/2020/wordml/sdtdatahash" xmlns:w16se="http://schemas.microsoft.com/office/word/2015/wordml/symex" xmlns:wpg="http://schemas.microsoft.com/office/word/2010/wordprocessingGroup" xmlns:wpi="http://schemas.microsoft.com/office/word/2010/wordprocessingInk" xmlns:wne="http://schemas.microsoft.com/office/word/2006/wordml" xmlns:wps="http://schemas.microsoft.com/office/word/2010/wordprocessingShape" mc:Ignorable="w14 w15 w16se w16cid w16 w16cex w16sdtdh wp14">
   <w:body>
     <w:p>
       <w:r>
@@ -8,7 +8,7 @@
           <w:noProof/>
         </w:rPr>
         <w:drawing>
-          <wp:inline distT="0" distB="0" distL="0" distR="0" wp14:anchorId="4E92F23E" wp14:editId="6D90F1B8">
+          <wp:inline distT="0" distB="0" distL="0" distR="0" wp14:anchorId="37E42076" wp14:editId="45BE3286">
             <wp:extent cx="5943600" cy="3345180"/>
             <wp:effectExtent l="0" t="0" r="0" b="7620"/>
             <wp:docPr id="1" name="Picture 1"/>
@@ -23,7 +23,7 @@
                     <pic:cNvPicPr/>
                   </pic:nvPicPr>
                   <pic:blipFill>
-                    <a:blip r:embed="rId4"/>
+                    <a:blip r:embed="rId5"/>
                     <a:stretch>
                       <a:fillRect/>
                     </a:stretch>
@@ -55,7 +55,7 @@
           <w:noProof/>
         </w:rPr>
         <w:drawing>
-          <wp:inline distT="0" distB="0" distL="0" distR="0" wp14:anchorId="6151AAA8" wp14:editId="6198813A">
+          <wp:inline distT="0" distB="0" distL="0" distR="0" wp14:anchorId="2CA5087C" wp14:editId="524353AA">
             <wp:extent cx="5943600" cy="3343275"/>
             <wp:effectExtent l="0" t="0" r="0" b="9525"/>
             <wp:docPr id="3" name="Picture 3"/>
@@ -70,7 +70,7 @@
                     <pic:cNvPicPr/>
                   </pic:nvPicPr>
                   <pic:blipFill>
-                    <a:blip r:embed="rId5"/>
+                    <a:blip r:embed="rId6"/>
                     <a:stretch>
                       <a:fillRect/>
                     </a:stretch>
@@ -103,7 +103,7 @@
         </w:rPr>
         <w:lastRenderedPageBreak/>
         <w:drawing>
-          <wp:inline distT="0" distB="0" distL="0" distR="0" wp14:anchorId="0619002B" wp14:editId="7D123AB0">
+          <wp:inline distT="0" distB="0" distL="0" distR="0" wp14:anchorId="7BED79B2" wp14:editId="606292CE">
             <wp:extent cx="5943600" cy="3364230"/>
             <wp:effectExtent l="0" t="0" r="0" b="7620"/>
             <wp:docPr id="4" name="Picture 4"/>
@@ -118,7 +118,7 @@
                     <pic:cNvPicPr/>
                   </pic:nvPicPr>
                   <pic:blipFill>
-                    <a:blip r:embed="rId6"/>
+                    <a:blip r:embed="rId7"/>
                     <a:stretch>
                       <a:fillRect/>
                     </a:stretch>
@@ -157,7 +157,7 @@
           <w:noProof/>
         </w:rPr>
         <w:drawing>
-          <wp:inline distT="0" distB="0" distL="0" distR="0" wp14:anchorId="065A447A" wp14:editId="02E62F1B">
+          <wp:inline distT="0" distB="0" distL="0" distR="0" wp14:anchorId="40A6CD77" wp14:editId="5A2525E5">
             <wp:extent cx="5943600" cy="3343275"/>
             <wp:effectExtent l="0" t="0" r="0" b="9525"/>
             <wp:docPr id="5" name="Picture 5"/>
@@ -172,7 +172,7 @@
                     <pic:cNvPicPr/>
                   </pic:nvPicPr>
                   <pic:blipFill>
-                    <a:blip r:embed="rId7"/>
+                    <a:blip r:embed="rId8"/>
                     <a:stretch>
                       <a:fillRect/>
                     </a:stretch>
@@ -208,11 +208,12 @@
       </w:pPr>
       <w:r>
         <w:rPr>
+          <w:noProof/>
           <w:lang w:val="vi-VN"/>
         </w:rPr>
         <w:lastRenderedPageBreak/>
         <w:drawing>
-          <wp:inline distT="0" distB="0" distL="0" distR="0" wp14:anchorId="41E5CC18" wp14:editId="4BFC7120">
+          <wp:inline distT="0" distB="0" distL="0" distR="0" wp14:anchorId="5E2BAFF6" wp14:editId="4D0A4E2D">
             <wp:extent cx="5943600" cy="1378585"/>
             <wp:effectExtent l="0" t="0" r="0" b="0"/>
             <wp:docPr id="2" name="Picture 2"/>
@@ -227,7 +228,7 @@
                     <pic:cNvPicPr/>
                   </pic:nvPicPr>
                   <pic:blipFill>
-                    <a:blip r:embed="rId8"/>
+                    <a:blip r:embed="rId9"/>
                     <a:stretch>
                       <a:fillRect/>
                     </a:stretch>
@@ -252,7 +253,7 @@
           <w:noProof/>
         </w:rPr>
         <w:drawing>
-          <wp:inline distT="0" distB="0" distL="0" distR="0" wp14:anchorId="75A1F885" wp14:editId="4DB34B2D">
+          <wp:inline distT="0" distB="0" distL="0" distR="0" wp14:anchorId="1F65FE13" wp14:editId="26D0DDB2">
             <wp:extent cx="5943600" cy="3343275"/>
             <wp:effectExtent l="0" t="0" r="0" b="9525"/>
             <wp:docPr id="6" name="Picture 6"/>
@@ -267,7 +268,7 @@
                     <pic:cNvPicPr/>
                   </pic:nvPicPr>
                   <pic:blipFill>
-                    <a:blip r:embed="rId9"/>
+                    <a:blip r:embed="rId10"/>
                     <a:stretch>
                       <a:fillRect/>
                     </a:stretch>
@@ -299,7 +300,7 @@
           <w:noProof/>
         </w:rPr>
         <w:drawing>
-          <wp:inline distT="0" distB="0" distL="0" distR="0" wp14:anchorId="39ED9CCA" wp14:editId="78644E08">
+          <wp:inline distT="0" distB="0" distL="0" distR="0" wp14:anchorId="35D5B162" wp14:editId="6202CD86">
             <wp:extent cx="5943600" cy="3343275"/>
             <wp:effectExtent l="0" t="0" r="0" b="9525"/>
             <wp:docPr id="7" name="Picture 7"/>
@@ -314,7 +315,7 @@
                     <pic:cNvPicPr/>
                   </pic:nvPicPr>
                   <pic:blipFill>
-                    <a:blip r:embed="rId10"/>
+                    <a:blip r:embed="rId11"/>
                     <a:stretch>
                       <a:fillRect/>
                     </a:stretch>
@@ -347,7 +348,7 @@
           <w:noProof/>
         </w:rPr>
         <w:drawing>
-          <wp:inline distT="0" distB="0" distL="0" distR="0" wp14:anchorId="04895FD5" wp14:editId="0FD7513B">
+          <wp:inline distT="0" distB="0" distL="0" distR="0" wp14:anchorId="20936E1D" wp14:editId="52F41F9B">
             <wp:extent cx="5943600" cy="3343275"/>
             <wp:effectExtent l="0" t="0" r="0" b="9525"/>
             <wp:docPr id="8" name="Picture 8"/>
@@ -362,7 +363,7 @@
                     <pic:cNvPicPr/>
                   </pic:nvPicPr>
                   <pic:blipFill>
-                    <a:blip r:embed="rId11"/>
+                    <a:blip r:embed="rId12"/>
                     <a:stretch>
                       <a:fillRect/>
                     </a:stretch>
@@ -390,7 +391,7 @@
         </w:rPr>
         <w:lastRenderedPageBreak/>
         <w:drawing>
-          <wp:inline distT="0" distB="0" distL="0" distR="0" wp14:anchorId="7C6BED32" wp14:editId="138F5B5D">
+          <wp:inline distT="0" distB="0" distL="0" distR="0" wp14:anchorId="7A6D6BAD" wp14:editId="52C8BB0A">
             <wp:extent cx="5943600" cy="3343275"/>
             <wp:effectExtent l="0" t="0" r="0" b="9525"/>
             <wp:docPr id="9" name="Picture 9"/>
@@ -405,7 +406,7 @@
                     <pic:cNvPicPr/>
                   </pic:nvPicPr>
                   <pic:blipFill>
-                    <a:blip r:embed="rId12"/>
+                    <a:blip r:embed="rId13"/>
                     <a:stretch>
                       <a:fillRect/>
                     </a:stretch>
@@ -430,7 +431,7 @@
           <w:noProof/>
         </w:rPr>
         <w:drawing>
-          <wp:inline distT="0" distB="0" distL="0" distR="0" wp14:anchorId="34FBC58D" wp14:editId="29B74E92">
+          <wp:inline distT="0" distB="0" distL="0" distR="0" wp14:anchorId="79BC5DC0" wp14:editId="4A6576E6">
             <wp:extent cx="5943600" cy="3343275"/>
             <wp:effectExtent l="0" t="0" r="0" b="9525"/>
             <wp:docPr id="10" name="Picture 10"/>
@@ -445,7 +446,7 @@
                     <pic:cNvPicPr/>
                   </pic:nvPicPr>
                   <pic:blipFill>
-                    <a:blip r:embed="rId13"/>
+                    <a:blip r:embed="rId14"/>
                     <a:stretch>
                       <a:fillRect/>
                     </a:stretch>
@@ -473,9 +474,12 @@
     </w:p>
     <w:p>
       <w:r>
+        <w:rPr>
+          <w:noProof/>
+        </w:rPr>
         <w:lastRenderedPageBreak/>
         <w:drawing>
-          <wp:inline distT="0" distB="0" distL="0" distR="0" wp14:anchorId="0DAC59AD" wp14:editId="33DB6E68">
+          <wp:inline distT="0" distB="0" distL="0" distR="0" wp14:anchorId="318F41FA" wp14:editId="5FE2E74A">
             <wp:extent cx="5943600" cy="3347085"/>
             <wp:effectExtent l="0" t="0" r="0" b="5715"/>
             <wp:docPr id="14" name="Picture 14"/>
@@ -490,7 +494,7 @@
                     <pic:cNvPicPr/>
                   </pic:nvPicPr>
                   <pic:blipFill>
-                    <a:blip r:embed="rId14"/>
+                    <a:blip r:embed="rId15"/>
                     <a:stretch>
                       <a:fillRect/>
                     </a:stretch>
@@ -510,13 +514,14 @@
           </wp:inline>
         </w:drawing>
       </w:r>
-      <w:bookmarkStart w:id="0" w:name="_GoBack"/>
-      <w:bookmarkEnd w:id="0"/>
-    </w:p>
-    <w:p>
-      <w:r>
-        <w:drawing>
-          <wp:inline distT="0" distB="0" distL="0" distR="0" wp14:anchorId="22ED33EF" wp14:editId="4E39E6DE">
+    </w:p>
+    <w:p>
+      <w:r>
+        <w:rPr>
+          <w:noProof/>
+        </w:rPr>
+        <w:drawing>
+          <wp:inline distT="0" distB="0" distL="0" distR="0" wp14:anchorId="1ECFE910" wp14:editId="292CC2DC">
             <wp:extent cx="5943600" cy="3343275"/>
             <wp:effectExtent l="0" t="0" r="0" b="9525"/>
             <wp:docPr id="11" name="Picture 11"/>
@@ -531,7 +536,7 @@
                     <pic:cNvPicPr/>
                   </pic:nvPicPr>
                   <pic:blipFill>
-                    <a:blip r:embed="rId15"/>
+                    <a:blip r:embed="rId16"/>
                     <a:stretch>
                       <a:fillRect/>
                     </a:stretch>
@@ -554,9 +559,12 @@
     </w:p>
     <w:p>
       <w:r>
+        <w:rPr>
+          <w:noProof/>
+        </w:rPr>
         <w:lastRenderedPageBreak/>
         <w:drawing>
-          <wp:inline distT="0" distB="0" distL="0" distR="0" wp14:anchorId="790ED058" wp14:editId="3CF41421">
+          <wp:inline distT="0" distB="0" distL="0" distR="0" wp14:anchorId="353C46AB" wp14:editId="646FD24E">
             <wp:extent cx="5943600" cy="1639570"/>
             <wp:effectExtent l="0" t="0" r="0" b="0"/>
             <wp:docPr id="13" name="Picture 13"/>
@@ -571,7 +579,7 @@
                     <pic:cNvPicPr/>
                   </pic:nvPicPr>
                   <pic:blipFill>
-                    <a:blip r:embed="rId16"/>
+                    <a:blip r:embed="rId17"/>
                     <a:stretch>
                       <a:fillRect/>
                     </a:stretch>
@@ -598,7 +606,7 @@
           <w:noProof/>
         </w:rPr>
         <w:drawing>
-          <wp:inline distT="0" distB="0" distL="0" distR="0" wp14:anchorId="4732CA18" wp14:editId="1646D920">
+          <wp:inline distT="0" distB="0" distL="0" distR="0" wp14:anchorId="30E3DF6A" wp14:editId="30FEC09F">
             <wp:extent cx="5943600" cy="3343275"/>
             <wp:effectExtent l="0" t="0" r="0" b="9525"/>
             <wp:docPr id="15" name="Picture 15"/>
@@ -613,7 +621,7 @@
                     <pic:cNvPicPr/>
                   </pic:nvPicPr>
                   <pic:blipFill>
-                    <a:blip r:embed="rId17"/>
+                    <a:blip r:embed="rId18"/>
                     <a:stretch>
                       <a:fillRect/>
                     </a:stretch>
@@ -641,7 +649,7 @@
         </w:rPr>
         <w:lastRenderedPageBreak/>
         <w:drawing>
-          <wp:inline distT="0" distB="0" distL="0" distR="0" wp14:anchorId="29504DFE" wp14:editId="36844D6F">
+          <wp:inline distT="0" distB="0" distL="0" distR="0" wp14:anchorId="383068CE" wp14:editId="343186E5">
             <wp:extent cx="5943600" cy="3343275"/>
             <wp:effectExtent l="0" t="0" r="0" b="9525"/>
             <wp:docPr id="12" name="Picture 12"/>
@@ -656,7 +664,7 @@
                     <pic:cNvPicPr/>
                   </pic:nvPicPr>
                   <pic:blipFill>
-                    <a:blip r:embed="rId18"/>
+                    <a:blip r:embed="rId19"/>
                     <a:stretch>
                       <a:fillRect/>
                     </a:stretch>
@@ -700,7 +708,7 @@
           <w:noProof/>
         </w:rPr>
         <w:drawing>
-          <wp:inline distT="0" distB="0" distL="0" distR="0" wp14:anchorId="4FD87017" wp14:editId="43B50CD1">
+          <wp:inline distT="0" distB="0" distL="0" distR="0" wp14:anchorId="6B10D3C8" wp14:editId="7F99A2A1">
             <wp:extent cx="5943600" cy="3343275"/>
             <wp:effectExtent l="0" t="0" r="0" b="9525"/>
             <wp:docPr id="16" name="Picture 16"/>
@@ -715,7 +723,7 @@
                     <pic:cNvPicPr/>
                   </pic:nvPicPr>
                   <pic:blipFill>
-                    <a:blip r:embed="rId19"/>
+                    <a:blip r:embed="rId20"/>
                     <a:stretch>
                       <a:fillRect/>
                     </a:stretch>
@@ -743,7 +751,7 @@
         </w:rPr>
         <w:lastRenderedPageBreak/>
         <w:drawing>
-          <wp:inline distT="0" distB="0" distL="0" distR="0" wp14:anchorId="7F73BE5F" wp14:editId="101AB3EA">
+          <wp:inline distT="0" distB="0" distL="0" distR="0" wp14:anchorId="4400E7CF" wp14:editId="71C9CAA3">
             <wp:extent cx="5943600" cy="3343275"/>
             <wp:effectExtent l="0" t="0" r="0" b="9525"/>
             <wp:docPr id="17" name="Picture 17"/>
@@ -758,7 +766,7 @@
                     <pic:cNvPicPr/>
                   </pic:nvPicPr>
                   <pic:blipFill>
-                    <a:blip r:embed="rId20"/>
+                    <a:blip r:embed="rId21"/>
                     <a:stretch>
                       <a:fillRect/>
                     </a:stretch>
@@ -785,7 +793,7 @@
           <w:noProof/>
         </w:rPr>
         <w:drawing>
-          <wp:inline distT="0" distB="0" distL="0" distR="0" wp14:anchorId="23EAC130" wp14:editId="355F2E6D">
+          <wp:inline distT="0" distB="0" distL="0" distR="0" wp14:anchorId="656FB245" wp14:editId="0916E001">
             <wp:extent cx="5943600" cy="3343275"/>
             <wp:effectExtent l="0" t="0" r="0" b="9525"/>
             <wp:docPr id="18" name="Picture 18"/>
@@ -800,7 +808,7 @@
                     <pic:cNvPicPr/>
                   </pic:nvPicPr>
                   <pic:blipFill>
-                    <a:blip r:embed="rId21"/>
+                    <a:blip r:embed="rId22"/>
                     <a:stretch>
                       <a:fillRect/>
                     </a:stretch>
@@ -821,7 +829,381 @@
         </w:drawing>
       </w:r>
     </w:p>
-    <w:p/>
+    <w:p>
+      <w:pPr>
+        <w:rPr>
+          <w:b/>
+          <w:bCs/>
+        </w:rPr>
+      </w:pPr>
+      <w:r>
+        <w:rPr>
+          <w:b/>
+          <w:bCs/>
+        </w:rPr>
+        <w:t>YÊU CẦU 2: JWT</w:t>
+      </w:r>
+    </w:p>
+    <w:p>
+      <w:pPr>
+        <w:rPr>
+          <w:b/>
+          <w:bCs/>
+        </w:rPr>
+      </w:pPr>
+      <w:r>
+        <w:rPr>
+          <w:b/>
+          <w:bCs/>
+        </w:rPr>
+        <w:lastRenderedPageBreak/>
+        <w:drawing>
+          <wp:inline distT="0" distB="0" distL="0" distR="0" wp14:anchorId="3ECDEBD4" wp14:editId="7CDCE92C">
+            <wp:extent cx="4477375" cy="1590897"/>
+            <wp:effectExtent l="0" t="0" r="0" b="9525"/>
+            <wp:docPr id="19" name="Picture 19"/>
+            <wp:cNvGraphicFramePr>
+              <a:graphicFrameLocks xmlns:a="http://schemas.openxmlformats.org/drawingml/2006/main" noChangeAspect="1"/>
+            </wp:cNvGraphicFramePr>
+            <a:graphic xmlns:a="http://schemas.openxmlformats.org/drawingml/2006/main">
+              <a:graphicData uri="http://schemas.openxmlformats.org/drawingml/2006/picture">
+                <pic:pic xmlns:pic="http://schemas.openxmlformats.org/drawingml/2006/picture">
+                  <pic:nvPicPr>
+                    <pic:cNvPr id="1" name=""/>
+                    <pic:cNvPicPr/>
+                  </pic:nvPicPr>
+                  <pic:blipFill>
+                    <a:blip r:embed="rId23"/>
+                    <a:stretch>
+                      <a:fillRect/>
+                    </a:stretch>
+                  </pic:blipFill>
+                  <pic:spPr>
+                    <a:xfrm>
+                      <a:off x="0" y="0"/>
+                      <a:ext cx="4477375" cy="1590897"/>
+                    </a:xfrm>
+                    <a:prstGeom prst="rect">
+                      <a:avLst/>
+                    </a:prstGeom>
+                  </pic:spPr>
+                </pic:pic>
+              </a:graphicData>
+            </a:graphic>
+          </wp:inline>
+        </w:drawing>
+      </w:r>
+    </w:p>
+    <w:p>
+      <w:pPr>
+        <w:pStyle w:val="ListParagraph"/>
+        <w:numPr>
+          <w:ilvl w:val="0"/>
+          <w:numId w:val="1"/>
+        </w:numPr>
+        <w:rPr>
+          <w:b/>
+          <w:bCs/>
+        </w:rPr>
+      </w:pPr>
+      <w:r>
+        <w:rPr>
+          <w:b/>
+          <w:bCs/>
+        </w:rPr>
+        <w:t>Tạo public key và private key bằng openSSL</w:t>
+      </w:r>
+    </w:p>
+    <w:p>
+      <w:pPr>
+        <w:rPr>
+          <w:b/>
+          <w:bCs/>
+        </w:rPr>
+      </w:pPr>
+      <w:r>
+        <w:rPr>
+          <w:b/>
+          <w:bCs/>
+        </w:rPr>
+        <w:drawing>
+          <wp:inline distT="0" distB="0" distL="0" distR="0" wp14:anchorId="26783289" wp14:editId="264FECD6">
+            <wp:extent cx="5943600" cy="3105150"/>
+            <wp:effectExtent l="0" t="0" r="0" b="0"/>
+            <wp:docPr id="20" name="Picture 20"/>
+            <wp:cNvGraphicFramePr>
+              <a:graphicFrameLocks xmlns:a="http://schemas.openxmlformats.org/drawingml/2006/main" noChangeAspect="1"/>
+            </wp:cNvGraphicFramePr>
+            <a:graphic xmlns:a="http://schemas.openxmlformats.org/drawingml/2006/main">
+              <a:graphicData uri="http://schemas.openxmlformats.org/drawingml/2006/picture">
+                <pic:pic xmlns:pic="http://schemas.openxmlformats.org/drawingml/2006/picture">
+                  <pic:nvPicPr>
+                    <pic:cNvPr id="1" name=""/>
+                    <pic:cNvPicPr/>
+                  </pic:nvPicPr>
+                  <pic:blipFill>
+                    <a:blip r:embed="rId24"/>
+                    <a:stretch>
+                      <a:fillRect/>
+                    </a:stretch>
+                  </pic:blipFill>
+                  <pic:spPr>
+                    <a:xfrm>
+                      <a:off x="0" y="0"/>
+                      <a:ext cx="5943600" cy="3105150"/>
+                    </a:xfrm>
+                    <a:prstGeom prst="rect">
+                      <a:avLst/>
+                    </a:prstGeom>
+                  </pic:spPr>
+                </pic:pic>
+              </a:graphicData>
+            </a:graphic>
+          </wp:inline>
+        </w:drawing>
+      </w:r>
+    </w:p>
+    <w:p>
+      <w:pPr>
+        <w:pStyle w:val="ListParagraph"/>
+        <w:numPr>
+          <w:ilvl w:val="0"/>
+          <w:numId w:val="1"/>
+        </w:numPr>
+        <w:rPr>
+          <w:b/>
+          <w:bCs/>
+        </w:rPr>
+      </w:pPr>
+      <w:r>
+        <w:rPr>
+          <w:b/>
+          <w:bCs/>
+        </w:rPr>
+        <w:t>Cấu hình cơ bản cho admin</w:t>
+      </w:r>
+    </w:p>
+    <w:p>
+      <w:pPr>
+        <w:rPr>
+          <w:b/>
+          <w:bCs/>
+        </w:rPr>
+      </w:pPr>
+      <w:r>
+        <w:rPr>
+          <w:b/>
+          <w:bCs/>
+        </w:rPr>
+        <w:lastRenderedPageBreak/>
+        <w:drawing>
+          <wp:inline distT="0" distB="0" distL="0" distR="0" wp14:anchorId="74CCDF68" wp14:editId="6DFCD6DA">
+            <wp:extent cx="5943600" cy="3345180"/>
+            <wp:effectExtent l="0" t="0" r="0" b="7620"/>
+            <wp:docPr id="21" name="Picture 21"/>
+            <wp:cNvGraphicFramePr>
+              <a:graphicFrameLocks xmlns:a="http://schemas.openxmlformats.org/drawingml/2006/main" noChangeAspect="1"/>
+            </wp:cNvGraphicFramePr>
+            <a:graphic xmlns:a="http://schemas.openxmlformats.org/drawingml/2006/main">
+              <a:graphicData uri="http://schemas.openxmlformats.org/drawingml/2006/picture">
+                <pic:pic xmlns:pic="http://schemas.openxmlformats.org/drawingml/2006/picture">
+                  <pic:nvPicPr>
+                    <pic:cNvPr id="1" name=""/>
+                    <pic:cNvPicPr/>
+                  </pic:nvPicPr>
+                  <pic:blipFill>
+                    <a:blip r:embed="rId25"/>
+                    <a:stretch>
+                      <a:fillRect/>
+                    </a:stretch>
+                  </pic:blipFill>
+                  <pic:spPr>
+                    <a:xfrm>
+                      <a:off x="0" y="0"/>
+                      <a:ext cx="5943600" cy="3345180"/>
+                    </a:xfrm>
+                    <a:prstGeom prst="rect">
+                      <a:avLst/>
+                    </a:prstGeom>
+                  </pic:spPr>
+                </pic:pic>
+              </a:graphicData>
+            </a:graphic>
+          </wp:inline>
+        </w:drawing>
+      </w:r>
+    </w:p>
+    <w:p>
+      <w:pPr>
+        <w:pStyle w:val="ListParagraph"/>
+        <w:numPr>
+          <w:ilvl w:val="0"/>
+          <w:numId w:val="1"/>
+        </w:numPr>
+        <w:rPr>
+          <w:b/>
+          <w:bCs/>
+        </w:rPr>
+      </w:pPr>
+      <w:r>
+        <w:rPr>
+          <w:b/>
+          <w:bCs/>
+        </w:rPr>
+        <w:t>Chạy server springboot</w:t>
+      </w:r>
+    </w:p>
+    <w:p>
+      <w:pPr>
+        <w:rPr>
+          <w:b/>
+          <w:bCs/>
+        </w:rPr>
+      </w:pPr>
+      <w:r>
+        <w:rPr>
+          <w:b/>
+          <w:bCs/>
+        </w:rPr>
+        <w:drawing>
+          <wp:inline distT="0" distB="0" distL="0" distR="0" wp14:anchorId="7926B328" wp14:editId="4E82ABF8">
+            <wp:extent cx="5943600" cy="3343275"/>
+            <wp:effectExtent l="0" t="0" r="0" b="9525"/>
+            <wp:docPr id="22" name="Picture 22"/>
+            <wp:cNvGraphicFramePr>
+              <a:graphicFrameLocks xmlns:a="http://schemas.openxmlformats.org/drawingml/2006/main" noChangeAspect="1"/>
+            </wp:cNvGraphicFramePr>
+            <a:graphic xmlns:a="http://schemas.openxmlformats.org/drawingml/2006/main">
+              <a:graphicData uri="http://schemas.openxmlformats.org/drawingml/2006/picture">
+                <pic:pic xmlns:pic="http://schemas.openxmlformats.org/drawingml/2006/picture">
+                  <pic:nvPicPr>
+                    <pic:cNvPr id="1" name=""/>
+                    <pic:cNvPicPr/>
+                  </pic:nvPicPr>
+                  <pic:blipFill>
+                    <a:blip r:embed="rId26"/>
+                    <a:stretch>
+                      <a:fillRect/>
+                    </a:stretch>
+                  </pic:blipFill>
+                  <pic:spPr>
+                    <a:xfrm>
+                      <a:off x="0" y="0"/>
+                      <a:ext cx="5943600" cy="3343275"/>
+                    </a:xfrm>
+                    <a:prstGeom prst="rect">
+                      <a:avLst/>
+                    </a:prstGeom>
+                  </pic:spPr>
+                </pic:pic>
+              </a:graphicData>
+            </a:graphic>
+          </wp:inline>
+        </w:drawing>
+      </w:r>
+    </w:p>
+    <w:p>
+      <w:pPr>
+        <w:pStyle w:val="ListParagraph"/>
+        <w:numPr>
+          <w:ilvl w:val="0"/>
+          <w:numId w:val="1"/>
+        </w:numPr>
+        <w:rPr>
+          <w:b/>
+          <w:bCs/>
+        </w:rPr>
+      </w:pPr>
+      <w:r>
+        <w:rPr>
+          <w:b/>
+          <w:bCs/>
+        </w:rPr>
+        <w:t>Test API login để lấy JWT token bằng Basic  Auth</w:t>
+      </w:r>
+    </w:p>
+    <w:p>
+      <w:pPr>
+        <w:rPr>
+          <w:b/>
+          <w:bCs/>
+        </w:rPr>
+      </w:pPr>
+      <w:r>
+        <w:rPr>
+          <w:b/>
+          <w:bCs/>
+        </w:rPr>
+        <w:lastRenderedPageBreak/>
+        <w:drawing>
+          <wp:inline distT="0" distB="0" distL="0" distR="0" wp14:anchorId="4E63AD21" wp14:editId="21FFA72C">
+            <wp:extent cx="5943600" cy="3343275"/>
+            <wp:effectExtent l="0" t="0" r="0" b="9525"/>
+            <wp:docPr id="23" name="Picture 23"/>
+            <wp:cNvGraphicFramePr>
+              <a:graphicFrameLocks xmlns:a="http://schemas.openxmlformats.org/drawingml/2006/main" noChangeAspect="1"/>
+            </wp:cNvGraphicFramePr>
+            <a:graphic xmlns:a="http://schemas.openxmlformats.org/drawingml/2006/main">
+              <a:graphicData uri="http://schemas.openxmlformats.org/drawingml/2006/picture">
+                <pic:pic xmlns:pic="http://schemas.openxmlformats.org/drawingml/2006/picture">
+                  <pic:nvPicPr>
+                    <pic:cNvPr id="1" name=""/>
+                    <pic:cNvPicPr/>
+                  </pic:nvPicPr>
+                  <pic:blipFill>
+                    <a:blip r:embed="rId27"/>
+                    <a:stretch>
+                      <a:fillRect/>
+                    </a:stretch>
+                  </pic:blipFill>
+                  <pic:spPr>
+                    <a:xfrm>
+                      <a:off x="0" y="0"/>
+                      <a:ext cx="5943600" cy="3343275"/>
+                    </a:xfrm>
+                    <a:prstGeom prst="rect">
+                      <a:avLst/>
+                    </a:prstGeom>
+                  </pic:spPr>
+                </pic:pic>
+              </a:graphicData>
+            </a:graphic>
+          </wp:inline>
+        </w:drawing>
+      </w:r>
+    </w:p>
+    <w:p>
+      <w:pPr>
+        <w:pStyle w:val="ListParagraph"/>
+        <w:numPr>
+          <w:ilvl w:val="0"/>
+          <w:numId w:val="1"/>
+        </w:numPr>
+        <w:rPr>
+          <w:b/>
+          <w:bCs/>
+        </w:rPr>
+      </w:pPr>
+      <w:r>
+        <w:rPr>
+          <w:b/>
+          <w:bCs/>
+        </w:rPr>
+        <w:t xml:space="preserve">Copy token trả về ở body và dán vào Token ở Bearer Token của API GET </w:t>
+      </w:r>
+    </w:p>
+    <w:p>
+      <w:pPr>
+        <w:pStyle w:val="ListParagraph"/>
+        <w:numPr>
+          <w:ilvl w:val="0"/>
+          <w:numId w:val="1"/>
+        </w:numPr>
+      </w:pPr>
+      <w:r>
+        <w:t>Hướng phát triển thêm, tạo API truy vấn đến database, set role cho API và dùng JWT để lấy dữ liệu từ API về</w:t>
+      </w:r>
+    </w:p>
     <w:p/>
     <w:sectPr>
       <w:pgSz w:w="12240" w:h="15840"/>
@@ -833,8 +1215,128 @@
 </w:document>
 </file>
 
+<file path=word/numbering.xml><?xml version="1.0" encoding="utf-8"?>
+<w:numbering xmlns:wpc="http://schemas.microsoft.com/office/word/2010/wordprocessingCanvas" xmlns:cx="http://schemas.microsoft.com/office/drawing/2014/chartex" xmlns:cx1="http://schemas.microsoft.com/office/drawing/2015/9/8/chartex" xmlns:cx2="http://schemas.microsoft.com/office/drawing/2015/10/21/chartex" xmlns:cx3="http://schemas.microsoft.com/office/drawing/2016/5/9/chartex" xmlns:cx4="http://schemas.microsoft.com/office/drawing/2016/5/10/chartex" xmlns:cx5="http://schemas.microsoft.com/office/drawing/2016/5/11/chartex" xmlns:cx6="http://schemas.microsoft.com/office/drawing/2016/5/12/chartex" xmlns:cx7="http://schemas.microsoft.com/office/drawing/2016/5/13/chartex" xmlns:cx8="http://schemas.microsoft.com/office/drawing/2016/5/14/chartex" xmlns:mc="http://schemas.openxmlformats.org/markup-compatibility/2006" xmlns:aink="http://schemas.microsoft.com/office/drawing/2016/ink" xmlns:am3d="http://schemas.microsoft.com/office/drawing/2017/model3d" xmlns:o="urn:schemas-microsoft-com:office:office" xmlns:oel="http://schemas.microsoft.com/office/2019/extlst" xmlns:r="http://schemas.openxmlformats.org/officeDocument/2006/relationships" xmlns:m="http://schemas.openxmlformats.org/officeDocument/2006/math" xmlns:v="urn:schemas-microsoft-com:vml" xmlns:wp14="http://schemas.microsoft.com/office/word/2010/wordprocessingDrawing" xmlns:wp="http://schemas.openxmlformats.org/drawingml/2006/wordprocessingDrawing" xmlns:w10="urn:schemas-microsoft-com:office:word" xmlns:w="http://schemas.openxmlformats.org/wordprocessingml/2006/main" xmlns:w14="http://schemas.microsoft.com/office/word/2010/wordml" xmlns:w15="http://schemas.microsoft.com/office/word/2012/wordml" xmlns:w16cex="http://schemas.microsoft.com/office/word/2018/wordml/cex" xmlns:w16cid="http://schemas.microsoft.com/office/word/2016/wordml/cid" xmlns:w16="http://schemas.microsoft.com/office/word/2018/wordml" xmlns:w16sdtdh="http://schemas.microsoft.com/office/word/2020/wordml/sdtdatahash" xmlns:w16se="http://schemas.microsoft.com/office/word/2015/wordml/symex" xmlns:wpg="http://schemas.microsoft.com/office/word/2010/wordprocessingGroup" xmlns:wpi="http://schemas.microsoft.com/office/word/2010/wordprocessingInk" xmlns:wne="http://schemas.microsoft.com/office/word/2006/wordml" xmlns:wps="http://schemas.microsoft.com/office/word/2010/wordprocessingShape" mc:Ignorable="w14 w15 w16se w16cid w16 w16cex w16sdtdh wp14">
+  <w:abstractNum w:abstractNumId="0" w15:restartNumberingAfterBreak="0">
+    <w:nsid w:val="598F0CA6"/>
+    <w:multiLevelType w:val="hybridMultilevel"/>
+    <w:tmpl w:val="E65E5D94"/>
+    <w:lvl w:ilvl="0" w:tplc="C9205734">
+      <w:numFmt w:val="bullet"/>
+      <w:lvlText w:val=""/>
+      <w:lvlJc w:val="left"/>
+      <w:pPr>
+        <w:ind w:left="720" w:hanging="360"/>
+      </w:pPr>
+      <w:rPr>
+        <w:rFonts w:ascii="Wingdings" w:eastAsiaTheme="minorHAnsi" w:hAnsi="Wingdings" w:cstheme="minorBidi" w:hint="default"/>
+      </w:rPr>
+    </w:lvl>
+    <w:lvl w:ilvl="1" w:tplc="04090003" w:tentative="1">
+      <w:start w:val="1"/>
+      <w:numFmt w:val="bullet"/>
+      <w:lvlText w:val="o"/>
+      <w:lvlJc w:val="left"/>
+      <w:pPr>
+        <w:ind w:left="1440" w:hanging="360"/>
+      </w:pPr>
+      <w:rPr>
+        <w:rFonts w:ascii="Courier New" w:hAnsi="Courier New" w:cs="Courier New" w:hint="default"/>
+      </w:rPr>
+    </w:lvl>
+    <w:lvl w:ilvl="2" w:tplc="04090005" w:tentative="1">
+      <w:start w:val="1"/>
+      <w:numFmt w:val="bullet"/>
+      <w:lvlText w:val=""/>
+      <w:lvlJc w:val="left"/>
+      <w:pPr>
+        <w:ind w:left="2160" w:hanging="360"/>
+      </w:pPr>
+      <w:rPr>
+        <w:rFonts w:ascii="Wingdings" w:hAnsi="Wingdings" w:hint="default"/>
+      </w:rPr>
+    </w:lvl>
+    <w:lvl w:ilvl="3" w:tplc="04090001" w:tentative="1">
+      <w:start w:val="1"/>
+      <w:numFmt w:val="bullet"/>
+      <w:lvlText w:val=""/>
+      <w:lvlJc w:val="left"/>
+      <w:pPr>
+        <w:ind w:left="2880" w:hanging="360"/>
+      </w:pPr>
+      <w:rPr>
+        <w:rFonts w:ascii="Symbol" w:hAnsi="Symbol" w:hint="default"/>
+      </w:rPr>
+    </w:lvl>
+    <w:lvl w:ilvl="4" w:tplc="04090003" w:tentative="1">
+      <w:start w:val="1"/>
+      <w:numFmt w:val="bullet"/>
+      <w:lvlText w:val="o"/>
+      <w:lvlJc w:val="left"/>
+      <w:pPr>
+        <w:ind w:left="3600" w:hanging="360"/>
+      </w:pPr>
+      <w:rPr>
+        <w:rFonts w:ascii="Courier New" w:hAnsi="Courier New" w:cs="Courier New" w:hint="default"/>
+      </w:rPr>
+    </w:lvl>
+    <w:lvl w:ilvl="5" w:tplc="04090005" w:tentative="1">
+      <w:start w:val="1"/>
+      <w:numFmt w:val="bullet"/>
+      <w:lvlText w:val=""/>
+      <w:lvlJc w:val="left"/>
+      <w:pPr>
+        <w:ind w:left="4320" w:hanging="360"/>
+      </w:pPr>
+      <w:rPr>
+        <w:rFonts w:ascii="Wingdings" w:hAnsi="Wingdings" w:hint="default"/>
+      </w:rPr>
+    </w:lvl>
+    <w:lvl w:ilvl="6" w:tplc="04090001" w:tentative="1">
+      <w:start w:val="1"/>
+      <w:numFmt w:val="bullet"/>
+      <w:lvlText w:val=""/>
+      <w:lvlJc w:val="left"/>
+      <w:pPr>
+        <w:ind w:left="5040" w:hanging="360"/>
+      </w:pPr>
+      <w:rPr>
+        <w:rFonts w:ascii="Symbol" w:hAnsi="Symbol" w:hint="default"/>
+      </w:rPr>
+    </w:lvl>
+    <w:lvl w:ilvl="7" w:tplc="04090003" w:tentative="1">
+      <w:start w:val="1"/>
+      <w:numFmt w:val="bullet"/>
+      <w:lvlText w:val="o"/>
+      <w:lvlJc w:val="left"/>
+      <w:pPr>
+        <w:ind w:left="5760" w:hanging="360"/>
+      </w:pPr>
+      <w:rPr>
+        <w:rFonts w:ascii="Courier New" w:hAnsi="Courier New" w:cs="Courier New" w:hint="default"/>
+      </w:rPr>
+    </w:lvl>
+    <w:lvl w:ilvl="8" w:tplc="04090005" w:tentative="1">
+      <w:start w:val="1"/>
+      <w:numFmt w:val="bullet"/>
+      <w:lvlText w:val=""/>
+      <w:lvlJc w:val="left"/>
+      <w:pPr>
+        <w:ind w:left="6480" w:hanging="360"/>
+      </w:pPr>
+      <w:rPr>
+        <w:rFonts w:ascii="Wingdings" w:hAnsi="Wingdings" w:hint="default"/>
+      </w:rPr>
+    </w:lvl>
+  </w:abstractNum>
+  <w:num w:numId="1" w16cid:durableId="1055817608">
+    <w:abstractNumId w:val="0"/>
+  </w:num>
+</w:numbering>
+</file>
+
 <file path=word/styles.xml><?xml version="1.0" encoding="utf-8"?>
-<w:styles xmlns:mc="http://schemas.openxmlformats.org/markup-compatibility/2006" xmlns:r="http://schemas.openxmlformats.org/officeDocument/2006/relationships" xmlns:w="http://schemas.openxmlformats.org/wordprocessingml/2006/main" xmlns:w14="http://schemas.microsoft.com/office/word/2010/wordml" xmlns:w15="http://schemas.microsoft.com/office/word/2012/wordml" mc:Ignorable="w14 w15">
+<w:styles xmlns:mc="http://schemas.openxmlformats.org/markup-compatibility/2006" xmlns:r="http://schemas.openxmlformats.org/officeDocument/2006/relationships" xmlns:w="http://schemas.openxmlformats.org/wordprocessingml/2006/main" xmlns:w14="http://schemas.microsoft.com/office/word/2010/wordml" xmlns:w15="http://schemas.microsoft.com/office/word/2012/wordml" xmlns:w16cex="http://schemas.microsoft.com/office/word/2018/wordml/cex" xmlns:w16cid="http://schemas.microsoft.com/office/word/2016/wordml/cid" xmlns:w16="http://schemas.microsoft.com/office/word/2018/wordml" xmlns:w16sdtdh="http://schemas.microsoft.com/office/word/2020/wordml/sdtdatahash" xmlns:w16se="http://schemas.microsoft.com/office/word/2015/wordml/symex" mc:Ignorable="w14 w15 w16se w16cid w16 w16cex w16sdtdh">
   <w:docDefaults>
     <w:rPrDefault>
       <w:rPr>
@@ -850,7 +1352,7 @@
       </w:pPr>
     </w:pPrDefault>
   </w:docDefaults>
-  <w:latentStyles w:defLockedState="0" w:defUIPriority="99" w:defSemiHidden="0" w:defUnhideWhenUsed="0" w:defQFormat="0" w:count="371">
+  <w:latentStyles w:defLockedState="0" w:defUIPriority="99" w:defSemiHidden="0" w:defUnhideWhenUsed="0" w:defQFormat="0" w:count="376">
     <w:lsdException w:name="Normal" w:uiPriority="0" w:qFormat="1"/>
     <w:lsdException w:name="heading 1" w:uiPriority="9" w:qFormat="1"/>
     <w:lsdException w:name="heading 2" w:semiHidden="1" w:uiPriority="9" w:unhideWhenUsed="1" w:qFormat="1"/>
@@ -1222,6 +1724,11 @@
     <w:lsdException w:name="List Table 5 Dark Accent 6" w:uiPriority="50"/>
     <w:lsdException w:name="List Table 6 Colorful Accent 6" w:uiPriority="51"/>
     <w:lsdException w:name="List Table 7 Colorful Accent 6" w:uiPriority="52"/>
+    <w:lsdException w:name="Mention" w:semiHidden="1" w:unhideWhenUsed="1"/>
+    <w:lsdException w:name="Smart Hyperlink" w:semiHidden="1" w:unhideWhenUsed="1"/>
+    <w:lsdException w:name="Hashtag" w:semiHidden="1" w:unhideWhenUsed="1"/>
+    <w:lsdException w:name="Unresolved Mention" w:semiHidden="1" w:unhideWhenUsed="1"/>
+    <w:lsdException w:name="Smart Link" w:semiHidden="1" w:unhideWhenUsed="1"/>
   </w:latentStyles>
   <w:style w:type="paragraph" w:default="1" w:styleId="Normal">
     <w:name w:val="Normal"/>
@@ -1253,6 +1760,17 @@
     <w:uiPriority w:val="99"/>
     <w:semiHidden/>
     <w:unhideWhenUsed/>
+  </w:style>
+  <w:style w:type="paragraph" w:styleId="ListParagraph">
+    <w:name w:val="List Paragraph"/>
+    <w:basedOn w:val="Normal"/>
+    <w:uiPriority w:val="34"/>
+    <w:qFormat/>
+    <w:rsid w:val="004D4B20"/>
+    <w:pPr>
+      <w:ind w:left="720"/>
+      <w:contextualSpacing/>
+    </w:pPr>
   </w:style>
 </w:styles>
 </file>

--- a/Tuan_01/MinhChung.docx
+++ b/Tuan_01/MinhChung.docx
@@ -855,6 +855,7 @@
         <w:rPr>
           <w:b/>
           <w:bCs/>
+          <w:noProof/>
         </w:rPr>
         <w:lastRenderedPageBreak/>
         <w:drawing>
@@ -925,6 +926,7 @@
         <w:rPr>
           <w:b/>
           <w:bCs/>
+          <w:noProof/>
         </w:rPr>
         <w:drawing>
           <wp:inline distT="0" distB="0" distL="0" distR="0" wp14:anchorId="26783289" wp14:editId="264FECD6">
@@ -994,6 +996,7 @@
         <w:rPr>
           <w:b/>
           <w:bCs/>
+          <w:noProof/>
         </w:rPr>
         <w:lastRenderedPageBreak/>
         <w:drawing>
@@ -1064,6 +1067,7 @@
         <w:rPr>
           <w:b/>
           <w:bCs/>
+          <w:noProof/>
         </w:rPr>
         <w:drawing>
           <wp:inline distT="0" distB="0" distL="0" distR="0" wp14:anchorId="7926B328" wp14:editId="4E82ABF8">
@@ -1133,6 +1137,7 @@
         <w:rPr>
           <w:b/>
           <w:bCs/>
+          <w:noProof/>
         </w:rPr>
         <w:lastRenderedPageBreak/>
         <w:drawing>
@@ -1192,19 +1197,124 @@
         <w:t xml:space="preserve">Copy token trả về ở body và dán vào Token ở Bearer Token của API GET </w:t>
       </w:r>
     </w:p>
-    <w:p>
-      <w:pPr>
-        <w:pStyle w:val="ListParagraph"/>
-        <w:numPr>
-          <w:ilvl w:val="0"/>
-          <w:numId w:val="1"/>
-        </w:numPr>
-      </w:pPr>
-      <w:r>
-        <w:t>Hướng phát triển thêm, tạo API truy vấn đến database, set role cho API và dùng JWT để lấy dữ liệu từ API về</w:t>
-      </w:r>
-    </w:p>
     <w:p/>
+    <w:p>
+      <w:pPr>
+        <w:rPr>
+          <w:b/>
+          <w:bCs/>
+        </w:rPr>
+      </w:pPr>
+      <w:r>
+        <w:rPr>
+          <w:b/>
+          <w:bCs/>
+        </w:rPr>
+        <w:t>Mở rộng =&gt; viết docker file</w:t>
+      </w:r>
+      <w:r>
+        <w:rPr>
+          <w:b/>
+          <w:bCs/>
+        </w:rPr>
+        <w:t xml:space="preserve"> và .yml cùng cấp với src</w:t>
+      </w:r>
+    </w:p>
+    <w:p>
+      <w:r>
+        <w:drawing>
+          <wp:inline distT="0" distB="0" distL="0" distR="0" wp14:anchorId="10988D26" wp14:editId="1DAEF29A">
+            <wp:extent cx="5943600" cy="3382010"/>
+            <wp:effectExtent l="0" t="0" r="0" b="8890"/>
+            <wp:docPr id="24" name="Picture 24"/>
+            <wp:cNvGraphicFramePr>
+              <a:graphicFrameLocks xmlns:a="http://schemas.openxmlformats.org/drawingml/2006/main" noChangeAspect="1"/>
+            </wp:cNvGraphicFramePr>
+            <a:graphic xmlns:a="http://schemas.openxmlformats.org/drawingml/2006/main">
+              <a:graphicData uri="http://schemas.openxmlformats.org/drawingml/2006/picture">
+                <pic:pic xmlns:pic="http://schemas.openxmlformats.org/drawingml/2006/picture">
+                  <pic:nvPicPr>
+                    <pic:cNvPr id="1" name=""/>
+                    <pic:cNvPicPr/>
+                  </pic:nvPicPr>
+                  <pic:blipFill>
+                    <a:blip r:embed="rId28"/>
+                    <a:stretch>
+                      <a:fillRect/>
+                    </a:stretch>
+                  </pic:blipFill>
+                  <pic:spPr>
+                    <a:xfrm>
+                      <a:off x="0" y="0"/>
+                      <a:ext cx="5943600" cy="3382010"/>
+                    </a:xfrm>
+                    <a:prstGeom prst="rect">
+                      <a:avLst/>
+                    </a:prstGeom>
+                  </pic:spPr>
+                </pic:pic>
+              </a:graphicData>
+            </a:graphic>
+          </wp:inline>
+        </w:drawing>
+      </w:r>
+    </w:p>
+    <w:p>
+      <w:r>
+        <w:t>Clean-&gt;packed (đóng gói file jar)</w:t>
+      </w:r>
+      <w:r>
+        <w:t xml:space="preserve"> -&gt; chạy lệnh docker compose up –build</w:t>
+      </w:r>
+    </w:p>
+    <w:p>
+      <w:r>
+        <w:lastRenderedPageBreak/>
+        <w:drawing>
+          <wp:inline distT="0" distB="0" distL="0" distR="0" wp14:anchorId="7627097C" wp14:editId="5947217A">
+            <wp:extent cx="5943600" cy="3343275"/>
+            <wp:effectExtent l="0" t="0" r="0" b="9525"/>
+            <wp:docPr id="25" name="Picture 25"/>
+            <wp:cNvGraphicFramePr>
+              <a:graphicFrameLocks xmlns:a="http://schemas.openxmlformats.org/drawingml/2006/main" noChangeAspect="1"/>
+            </wp:cNvGraphicFramePr>
+            <a:graphic xmlns:a="http://schemas.openxmlformats.org/drawingml/2006/main">
+              <a:graphicData uri="http://schemas.openxmlformats.org/drawingml/2006/picture">
+                <pic:pic xmlns:pic="http://schemas.openxmlformats.org/drawingml/2006/picture">
+                  <pic:nvPicPr>
+                    <pic:cNvPr id="1" name=""/>
+                    <pic:cNvPicPr/>
+                  </pic:nvPicPr>
+                  <pic:blipFill>
+                    <a:blip r:embed="rId29"/>
+                    <a:stretch>
+                      <a:fillRect/>
+                    </a:stretch>
+                  </pic:blipFill>
+                  <pic:spPr>
+                    <a:xfrm>
+                      <a:off x="0" y="0"/>
+                      <a:ext cx="5943600" cy="3343275"/>
+                    </a:xfrm>
+                    <a:prstGeom prst="rect">
+                      <a:avLst/>
+                    </a:prstGeom>
+                  </pic:spPr>
+                </pic:pic>
+              </a:graphicData>
+            </a:graphic>
+          </wp:inline>
+        </w:drawing>
+      </w:r>
+    </w:p>
+    <w:p>
+      <w:r>
+        <w:t>Các bước test tương tự như khi chưa dùng docker</w:t>
+      </w:r>
+      <w:r>
+        <w:br/>
+      </w:r>
+    </w:p>
     <w:sectPr>
       <w:pgSz w:w="12240" w:h="15840"/>
       <w:pgMar w:top="1440" w:right="1440" w:bottom="1440" w:left="1440" w:header="720" w:footer="720" w:gutter="0"/>
